--- a/00-template/reference.docx
+++ b/00-template/reference.docx
@@ -2,14 +2,63 @@
 <file path=word/document.xml><?xml version="1.0" encoding="utf-8"?>
 <w:document xmlns:wpc="http://schemas.microsoft.com/office/word/2010/wordprocessingCanvas" xmlns:mo="http://schemas.microsoft.com/office/mac/office/2008/main" xmlns:mc="http://schemas.openxmlformats.org/markup-compatibility/2006" xmlns:mv="urn:schemas-microsoft-com:mac:vml" xmlns:o="urn:schemas-microsoft-com:office:office" xmlns:r="http://schemas.openxmlformats.org/officeDocument/2006/relationships" xmlns:m="http://schemas.openxmlformats.org/officeDocument/2006/math" xmlns:v="urn:schemas-microsoft-com:vml" xmlns:wp14="http://schemas.microsoft.com/office/word/2010/wordprocessingDrawing" xmlns:wp="http://schemas.openxmlformats.org/drawingml/2006/wordprocessingDrawing" xmlns:w10="urn:schemas-microsoft-com:office:word" xmlns:w="http://schemas.openxmlformats.org/wordprocessingml/2006/main" xmlns:w14="http://schemas.microsoft.com/office/word/2010/wordml" xmlns:wpg="http://schemas.microsoft.com/office/word/2010/wordprocessingGroup" xmlns:wpi="http://schemas.microsoft.com/office/word/2010/wordprocessingInk" xmlns:wne="http://schemas.microsoft.com/office/word/2006/wordml" xmlns:wps="http://schemas.microsoft.com/office/word/2010/wordprocessingShape" mc:Ignorable="w14 wp14">
   <w:body>
+    <w:p>
+      <w:pPr>
+        <w:spacing w:before="1200" w:after="240"/>
+        <w:jc w:val="center"/>
+      </w:pPr>
+      <w:r>
+        <w:rPr>
+          <w:rFonts w:ascii="黑体" w:hAnsi="黑体"/>
+          <w:b/>
+          <w:sz w:val="32"/>
+        </w:rPr>
+        <w:t>面向铁路线路的智能视觉与多模态感知融合综合检测系统研究与实现</w:t>
+      </w:r>
+    </w:p>
+    <w:p>
+      <w:pPr>
+        <w:spacing w:after="1200"/>
+        <w:jc w:val="center"/>
+      </w:pPr>
+      <w:r>
+        <w:rPr>
+          <w:rFonts w:ascii="宋体" w:hAnsi="宋体"/>
+          <w:sz w:val="24"/>
+        </w:rPr>
+        <w:t>第1-5章 完整版</w:t>
+      </w:r>
+    </w:p>
+    <w:p>
+      <w:r>
+        <w:br w:type="page"/>
+      </w:r>
+    </w:p>
     <w:sectPr>
+      <w:footerReference w:type="default" r:id="rId9"/>
       <w:pgSz w:w="11906" w:h="16838"/>
-      <w:pgMar w:top="1440" w:right="1701" w:bottom="1440" w:left="1701" w:header="720" w:footer="720" w:gutter="0"/>
+      <w:pgMar w:top="1440" w:right="1440" w:bottom="1440" w:left="1440" w:header="720" w:footer="720" w:gutter="0"/>
       <w:cols w:space="720"/>
       <w:docGrid w:linePitch="360"/>
     </w:sectPr>
   </w:body>
 </w:document>
+</file>
+
+<file path=word/footer1.xml><?xml version="1.0" encoding="utf-8"?>
+<w:ftr xmlns:m="http://schemas.openxmlformats.org/officeDocument/2006/math" xmlns:mc="http://schemas.openxmlformats.org/markup-compatibility/2006" xmlns:mo="http://schemas.microsoft.com/office/mac/office/2008/main" xmlns:mv="urn:schemas-microsoft-com:mac:vml" xmlns:o="urn:schemas-microsoft-com:office:office" xmlns:r="http://schemas.openxmlformats.org/officeDocument/2006/relationships" xmlns:v="urn:schemas-microsoft-com:vml" xmlns:w10="urn:schemas-microsoft-com:office:word" xmlns:w14="http://schemas.microsoft.com/office/word/2010/wordml" xmlns:w="http://schemas.openxmlformats.org/wordprocessingml/2006/main" xmlns:wne="http://schemas.microsoft.com/office/word/2006/wordml" xmlns:wp14="http://schemas.microsoft.com/office/word/2010/wordprocessingDrawing" xmlns:wp="http://schemas.openxmlformats.org/drawingml/2006/wordprocessingDrawing" xmlns:wpc="http://schemas.microsoft.com/office/word/2010/wordprocessingCanvas" xmlns:wpg="http://schemas.microsoft.com/office/word/2010/wordprocessingGroup" xmlns:wpi="http://schemas.microsoft.com/office/word/2010/wordprocessingInk" xmlns:wps="http://schemas.microsoft.com/office/word/2010/wordprocessingShape" mc:Ignorable="w14 wp14">
+  <w:p>
+    <w:pPr>
+      <w:pStyle w:val="Footer"/>
+      <w:jc w:val="center"/>
+    </w:pPr>
+    <w:r>
+      <w:fldChar w:fldCharType="begin"/>
+      <w:instrText xml:space="preserve">PAGE</w:instrText>
+      <w:fldChar w:fldCharType="end"/>
+    </w:r>
+  </w:p>
+</w:ftr>
 </file>
 
 <file path=word/numbering.xml><?xml version="1.0" encoding="utf-8"?>
@@ -375,9 +424,12 @@
     <w:name w:val="Normal"/>
     <w:qFormat/>
     <w:rsid w:val="00FC693F"/>
+    <w:pPr>
+      <w:spacing w:line="400" w:lineRule="exact" w:after="120"/>
+      <w:ind w:firstLine="420"/>
+    </w:pPr>
     <w:rPr>
-      <w:rFonts w:ascii="宋体" w:hAnsi="宋体" w:eastAsia="宋体"/>
-      <w:b w:val="0"/>
+      <w:rFonts w:ascii="宋体" w:hAnsi="宋体"/>
       <w:sz w:val="24"/>
     </w:rPr>
   </w:style>
@@ -436,15 +488,16 @@
     <w:pPr>
       <w:keepNext/>
       <w:keepLines/>
-      <w:spacing w:before="480" w:after="0"/>
+      <w:spacing w:before="480" w:after="480"/>
+      <w:jc w:val="center"/>
       <w:outlineLvl w:val="0"/>
     </w:pPr>
     <w:rPr>
-      <w:rFonts w:asciiTheme="majorHAnsi" w:eastAsiaTheme="majorEastAsia" w:hAnsiTheme="majorHAnsi" w:cstheme="majorBidi" w:ascii="黑体" w:hAnsi="黑体" w:eastAsia="黑体"/>
+      <w:rFonts w:asciiTheme="majorHAnsi" w:eastAsiaTheme="majorEastAsia" w:hAnsiTheme="majorHAnsi" w:cstheme="majorBidi" w:ascii="黑体" w:hAnsi="黑体"/>
       <w:b/>
       <w:bCs/>
-      <w:color w:val="1F4E79"/>
-      <w:sz w:val="44"/>
+      <w:color w:val="365F91" w:themeColor="accent1" w:themeShade="BF"/>
+      <w:sz w:val="32"/>
       <w:szCs w:val="28"/>
     </w:rPr>
   </w:style>
@@ -460,15 +513,15 @@
     <w:pPr>
       <w:keepNext/>
       <w:keepLines/>
-      <w:spacing w:before="200" w:after="0"/>
+      <w:spacing w:before="360" w:after="240"/>
       <w:outlineLvl w:val="1"/>
     </w:pPr>
     <w:rPr>
-      <w:rFonts w:asciiTheme="majorHAnsi" w:eastAsiaTheme="majorEastAsia" w:hAnsiTheme="majorHAnsi" w:cstheme="majorBidi" w:ascii="黑体" w:hAnsi="黑体" w:eastAsia="黑体"/>
+      <w:rFonts w:asciiTheme="majorHAnsi" w:eastAsiaTheme="majorEastAsia" w:hAnsiTheme="majorHAnsi" w:cstheme="majorBidi" w:ascii="黑体" w:hAnsi="黑体"/>
       <w:b/>
       <w:bCs/>
-      <w:color w:val="2E75B6"/>
-      <w:sz w:val="36"/>
+      <w:color w:val="4F81BD" w:themeColor="accent1"/>
+      <w:sz w:val="28"/>
       <w:szCs w:val="26"/>
     </w:rPr>
   </w:style>
@@ -484,15 +537,15 @@
     <w:pPr>
       <w:keepNext/>
       <w:keepLines/>
-      <w:spacing w:before="200" w:after="0"/>
+      <w:spacing w:before="240" w:after="160"/>
       <w:outlineLvl w:val="2"/>
     </w:pPr>
     <w:rPr>
-      <w:rFonts w:asciiTheme="majorHAnsi" w:eastAsiaTheme="majorEastAsia" w:hAnsiTheme="majorHAnsi" w:cstheme="majorBidi" w:ascii="黑体" w:hAnsi="黑体" w:eastAsia="黑体"/>
+      <w:rFonts w:asciiTheme="majorHAnsi" w:eastAsiaTheme="majorEastAsia" w:hAnsiTheme="majorHAnsi" w:cstheme="majorBidi" w:ascii="黑体" w:hAnsi="黑体"/>
       <w:b/>
       <w:bCs/>
-      <w:color w:val="2F5496"/>
-      <w:sz w:val="30"/>
+      <w:color w:val="4F81BD" w:themeColor="accent1"/>
+      <w:sz w:val="24"/>
     </w:rPr>
   </w:style>
   <w:style w:type="paragraph" w:styleId="Heading4">
@@ -12064,11 +12117,11 @@
       </w:tcPr>
     </w:tblStylePr>
   </w:style>
-  <w:style w:type="paragraph" w:customStyle="1" w:styleId="CodeBlock">
-    <w:name w:val="CodeBlock"/>
+  <w:style w:type="character" w:customStyle="1" w:styleId="FootnoteText">
+    <w:name w:val="FootnoteText"/>
     <w:rPr>
-      <w:rFonts w:ascii="Courier New" w:hAnsi="Courier New"/>
-      <w:sz w:val="20"/>
+      <w:rFonts w:ascii="宋体" w:hAnsi="宋体"/>
+      <w:sz w:val="18"/>
     </w:rPr>
   </w:style>
 </w:styles>
